--- a/src/fleet/assets/Documents/RaiseLicensingAuthoritySummaryLetter.docx
+++ b/src/fleet/assets/Documents/RaiseLicensingAuthoritySummaryLetter.docx
@@ -209,35 +209,35 @@
           <w:sz w:val="20"/>
           <w:sz-cs w:val="20"/>
         </w:rPr>
-        <w:t xml:space="preserve">I authorise [Mr Tariq Hussain] to be signatories and collect plates from (ENTER LICENSING AUTHORITY) Council on behalf of Skyline Car Hire (UK) Ltd.</w:t>
-      </w:r>
-    </w:p>
-    <w:p>
-      <w:pPr>
-        <w:jc w:val="both"/>
-        <w:spacing w:after="160"/>
-      </w:pPr>
-      <w:r>
-        <w:rPr>
-          <w:rFonts w:ascii="Arial" w:hAnsi="Arial" w:cs="Arial"/>
-          <w:sz w:val="20"/>
-          <w:sz-cs w:val="20"/>
-        </w:rPr>
-        <w:t xml:space="preserve"/>
-      </w:r>
-    </w:p>
-    <w:p>
-      <w:pPr>
-        <w:jc w:val="both"/>
-        <w:spacing w:after="160"/>
-      </w:pPr>
-      <w:r>
-        <w:rPr>
-          <w:rFonts w:ascii="Arial" w:hAnsi="Arial" w:cs="Arial"/>
-          <w:sz w:val="20"/>
-          <w:sz-cs w:val="20"/>
-        </w:rPr>
-        <w:t xml:space="preserve">I authorise [Mr Tariq Hussain] to collect the plates for registration number [LP73TXS, AUDI A6 SPORT 40 TDI]. </w:t>
+        <w:t xml:space="preserve">I authorise Mr Tariq Hussain to be signatories and collect plates from (ENTER LICENSING AUTHORITY) Council on behalf of Skyline Car Hire (UK) Ltd.</w:t>
+      </w:r>
+    </w:p>
+    <w:p>
+      <w:pPr>
+        <w:jc w:val="both"/>
+        <w:spacing w:after="160"/>
+      </w:pPr>
+      <w:r>
+        <w:rPr>
+          <w:rFonts w:ascii="Arial" w:hAnsi="Arial" w:cs="Arial"/>
+          <w:sz w:val="20"/>
+          <w:sz-cs w:val="20"/>
+        </w:rPr>
+        <w:t xml:space="preserve"/>
+      </w:r>
+    </w:p>
+    <w:p>
+      <w:pPr>
+        <w:jc w:val="both"/>
+        <w:spacing w:after="160"/>
+      </w:pPr>
+      <w:r>
+        <w:rPr>
+          <w:rFonts w:ascii="Arial" w:hAnsi="Arial" w:cs="Arial"/>
+          <w:sz w:val="20"/>
+          <w:sz-cs w:val="20"/>
+        </w:rPr>
+        <w:t xml:space="preserve">I authorise Mr Tariq Hussain to collect the plates for registration number [LP73TXS, AUDI A6 SPORT 40 TDI]. </w:t>
       </w:r>
     </w:p>
     <w:p>
